--- a/ETHICAL HACKING REPORT.docx
+++ b/ETHICAL HACKING REPORT.docx
@@ -413,6 +413,7 @@
               <w:tab w:val="right" w:leader="dot" w:pos="9350"/>
             </w:tabs>
             <w:rPr>
+              <w:rFonts w:eastAsiaTheme="minorEastAsia"/>
               <w:noProof/>
             </w:rPr>
           </w:pPr>
@@ -425,13 +426,13 @@
           <w:r>
             <w:fldChar w:fldCharType="separate"/>
           </w:r>
-          <w:hyperlink w:anchor="_Toc231477782" w:history="1">
+          <w:hyperlink w:anchor="_Toc232084261" w:history="1">
             <w:r>
               <w:rPr>
                 <w:rStyle w:val="Hyperlink"/>
                 <w:noProof/>
               </w:rPr>
-              <w:t>WEEK ONE</w:t>
+              <w:t>WEEK 1</w:t>
             </w:r>
             <w:r>
               <w:rPr>
@@ -452,7 +453,7 @@
                 <w:noProof/>
                 <w:webHidden/>
               </w:rPr>
-              <w:instrText xml:space="preserve"> PAGEREF _Toc231477782 \h </w:instrText>
+              <w:instrText xml:space="preserve"> PAGEREF _Toc232084261 \h </w:instrText>
             </w:r>
             <w:r>
               <w:rPr>
@@ -472,7 +473,7 @@
                 <w:noProof/>
                 <w:webHidden/>
               </w:rPr>
-              <w:t>2</w:t>
+              <w:t>4</w:t>
             </w:r>
             <w:r>
               <w:rPr>
@@ -490,10 +491,11 @@
               <w:tab w:val="right" w:leader="dot" w:pos="9350"/>
             </w:tabs>
             <w:rPr>
+              <w:rFonts w:eastAsiaTheme="minorEastAsia"/>
               <w:noProof/>
             </w:rPr>
           </w:pPr>
-          <w:hyperlink w:anchor="_Toc231477783" w:history="1">
+          <w:hyperlink w:anchor="_Toc232084262" w:history="1">
             <w:r>
               <w:rPr>
                 <w:rStyle w:val="Hyperlink"/>
@@ -520,7 +522,7 @@
                 <w:noProof/>
                 <w:webHidden/>
               </w:rPr>
-              <w:instrText xml:space="preserve"> PAGEREF _Toc231477783 \h </w:instrText>
+              <w:instrText xml:space="preserve"> PAGEREF _Toc232084262 \h </w:instrText>
             </w:r>
             <w:r>
               <w:rPr>
@@ -540,7 +542,7 @@
                 <w:noProof/>
                 <w:webHidden/>
               </w:rPr>
-              <w:t>5</w:t>
+              <w:t>7</w:t>
             </w:r>
             <w:r>
               <w:rPr>
@@ -558,16 +560,17 @@
               <w:tab w:val="right" w:leader="dot" w:pos="9350"/>
             </w:tabs>
             <w:rPr>
+              <w:rFonts w:eastAsiaTheme="minorEastAsia"/>
               <w:noProof/>
             </w:rPr>
           </w:pPr>
-          <w:hyperlink w:anchor="_Toc231477784" w:history="1">
+          <w:hyperlink w:anchor="_Toc232084263" w:history="1">
             <w:r>
               <w:rPr>
                 <w:rStyle w:val="Hyperlink"/>
                 <w:noProof/>
               </w:rPr>
-              <w:t>WEEK 3</w:t>
+              <w:t xml:space="preserve">WEEK 3 </w:t>
             </w:r>
             <w:r>
               <w:rPr>
@@ -588,7 +591,7 @@
                 <w:noProof/>
                 <w:webHidden/>
               </w:rPr>
-              <w:instrText xml:space="preserve"> PAGEREF _Toc231477784 \h </w:instrText>
+              <w:instrText xml:space="preserve"> PAGEREF _Toc232084263 \h </w:instrText>
             </w:r>
             <w:r>
               <w:rPr>
@@ -608,7 +611,7 @@
                 <w:noProof/>
                 <w:webHidden/>
               </w:rPr>
-              <w:t>6</w:t>
+              <w:t>8</w:t>
             </w:r>
             <w:r>
               <w:rPr>
@@ -626,10 +629,11 @@
               <w:tab w:val="right" w:leader="dot" w:pos="9350"/>
             </w:tabs>
             <w:rPr>
+              <w:rFonts w:eastAsiaTheme="minorEastAsia"/>
               <w:noProof/>
             </w:rPr>
           </w:pPr>
-          <w:hyperlink w:anchor="_Toc231477785" w:history="1">
+          <w:hyperlink w:anchor="_Toc232084264" w:history="1">
             <w:r>
               <w:rPr>
                 <w:rStyle w:val="Hyperlink"/>
@@ -656,7 +660,7 @@
                 <w:noProof/>
                 <w:webHidden/>
               </w:rPr>
-              <w:instrText xml:space="preserve"> PAGEREF _Toc231477785 \h </w:instrText>
+              <w:instrText xml:space="preserve"> PAGEREF _Toc232084264 \h </w:instrText>
             </w:r>
             <w:r>
               <w:rPr>
@@ -676,7 +680,7 @@
                 <w:noProof/>
                 <w:webHidden/>
               </w:rPr>
-              <w:t>7</w:t>
+              <w:t>9</w:t>
             </w:r>
             <w:r>
               <w:rPr>
@@ -695,14 +699,85 @@
             </w:tabs>
             <w:rPr>
               <w:noProof/>
+              <w:color w:val="0563C1" w:themeColor="hyperlink"/>
+              <w:u w:val="single"/>
             </w:rPr>
           </w:pPr>
-          <w:hyperlink w:anchor="_Toc231477786" w:history="1">
+          <w:hyperlink w:anchor="_Toc232084265" w:history="1">
             <w:r>
               <w:rPr>
                 <w:rStyle w:val="Hyperlink"/>
                 <w:noProof/>
               </w:rPr>
+              <w:t>Week 5</w:t>
+            </w:r>
+            <w:r>
+              <w:rPr>
+                <w:noProof/>
+                <w:webHidden/>
+              </w:rPr>
+              <w:tab/>
+            </w:r>
+            <w:r>
+              <w:rPr>
+                <w:noProof/>
+                <w:webHidden/>
+              </w:rPr>
+              <w:fldChar w:fldCharType="begin"/>
+            </w:r>
+            <w:r>
+              <w:rPr>
+                <w:noProof/>
+                <w:webHidden/>
+              </w:rPr>
+              <w:instrText xml:space="preserve"> PAGEREF _Toc232084265 \h </w:instrText>
+            </w:r>
+            <w:r>
+              <w:rPr>
+                <w:noProof/>
+                <w:webHidden/>
+              </w:rPr>
+            </w:r>
+            <w:r>
+              <w:rPr>
+                <w:noProof/>
+                <w:webHidden/>
+              </w:rPr>
+              <w:fldChar w:fldCharType="separate"/>
+            </w:r>
+            <w:r>
+              <w:rPr>
+                <w:noProof/>
+                <w:webHidden/>
+              </w:rPr>
+              <w:t>10</w:t>
+            </w:r>
+            <w:r>
+              <w:rPr>
+                <w:noProof/>
+                <w:webHidden/>
+              </w:rPr>
+              <w:fldChar w:fldCharType="end"/>
+            </w:r>
+          </w:hyperlink>
+        </w:p>
+        <w:p>
+          <w:pPr>
+            <w:pStyle w:val="TOC1"/>
+            <w:tabs>
+              <w:tab w:val="right" w:leader="dot" w:pos="9350"/>
+            </w:tabs>
+            <w:rPr>
+              <w:rFonts w:eastAsiaTheme="minorEastAsia"/>
+              <w:noProof/>
+            </w:rPr>
+          </w:pPr>
+          <w:hyperlink w:anchor="_Toc232084266" w:history="1">
+            <w:r>
+              <w:rPr>
+                <w:rStyle w:val="Hyperlink"/>
+                <w:noProof/>
+              </w:rPr>
               <w:t>TASK</w:t>
             </w:r>
             <w:r>
@@ -724,7 +799,7 @@
                 <w:noProof/>
                 <w:webHidden/>
               </w:rPr>
-              <w:instrText xml:space="preserve"> PAGEREF _Toc231477786 \h </w:instrText>
+              <w:instrText xml:space="preserve"> PAGEREF _Toc232084266 \h </w:instrText>
             </w:r>
             <w:r>
               <w:rPr>
@@ -744,7 +819,7 @@
                 <w:noProof/>
                 <w:webHidden/>
               </w:rPr>
-              <w:t>8</w:t>
+              <w:t>12</w:t>
             </w:r>
             <w:r>
               <w:rPr>
@@ -1836,7 +1911,6 @@
               <w:bCs/>
               <w:noProof/>
             </w:rPr>
-            <w:lastRenderedPageBreak/>
             <w:fldChar w:fldCharType="end"/>
           </w:r>
         </w:p>
@@ -1851,9 +1925,12 @@
       <w:pPr>
         <w:pStyle w:val="Heading1"/>
       </w:pPr>
-      <w:bookmarkStart w:id="0" w:name="_Toc231477782"/>
-      <w:r>
-        <w:t>WEEK ONE</w:t>
+      <w:bookmarkStart w:id="0" w:name="_Toc232084261"/>
+      <w:r>
+        <w:t xml:space="preserve">WEEK </w:t>
+      </w:r>
+      <w:r>
+        <w:t>1</w:t>
       </w:r>
       <w:bookmarkEnd w:id="0"/>
     </w:p>
@@ -1945,7 +2022,23 @@
         <w:fldChar w:fldCharType="end"/>
       </w:r>
       <w:r>
-        <w:t xml:space="preserve"> Kali linux succesful installation</w:t>
+        <w:t xml:space="preserve"> Kali </w:t>
+      </w:r>
+      <w:proofErr w:type="spellStart"/>
+      <w:r>
+        <w:t>linux</w:t>
+      </w:r>
+      <w:proofErr w:type="spellEnd"/>
+      <w:r>
+        <w:t xml:space="preserve"> </w:t>
+      </w:r>
+      <w:proofErr w:type="spellStart"/>
+      <w:r>
+        <w:t>succesful</w:t>
+      </w:r>
+      <w:proofErr w:type="spellEnd"/>
+      <w:r>
+        <w:t xml:space="preserve"> installation</w:t>
       </w:r>
       <w:bookmarkEnd w:id="1"/>
       <w:r>
@@ -2259,7 +2352,7 @@
       <w:pPr>
         <w:pStyle w:val="Heading2"/>
       </w:pPr>
-      <w:bookmarkStart w:id="5" w:name="_Toc231477783"/>
+      <w:bookmarkStart w:id="5" w:name="_Toc232084262"/>
       <w:r>
         <w:lastRenderedPageBreak/>
         <w:t>WEEK 2</w:t>
@@ -2384,7 +2477,7 @@
       <w:pPr>
         <w:pStyle w:val="Heading2"/>
       </w:pPr>
-      <w:bookmarkStart w:id="7" w:name="_Toc231477784"/>
+      <w:bookmarkStart w:id="7" w:name="_Toc232084263"/>
       <w:r>
         <w:lastRenderedPageBreak/>
         <w:t>WEEK 3</w:t>
@@ -2480,9 +2573,14 @@
         <w:t xml:space="preserve"> social engineering </w:t>
       </w:r>
       <w:r>
-        <w:t>foot printing in microsoft</w:t>
+        <w:t xml:space="preserve">foot printing in </w:t>
+      </w:r>
+      <w:proofErr w:type="spellStart"/>
+      <w:r>
+        <w:t>microsoft</w:t>
       </w:r>
       <w:bookmarkEnd w:id="8"/>
+      <w:proofErr w:type="spellEnd"/>
       <w:r>
         <w:br/>
       </w:r>
@@ -2579,9 +2677,14 @@
         <w:t xml:space="preserve"> DNS </w:t>
       </w:r>
       <w:r>
-        <w:t>foot printing microsoft</w:t>
+        <w:t xml:space="preserve">foot printing </w:t>
+      </w:r>
+      <w:proofErr w:type="spellStart"/>
+      <w:r>
+        <w:t>microsoft</w:t>
       </w:r>
       <w:bookmarkEnd w:id="9"/>
+      <w:proofErr w:type="spellEnd"/>
       <w:r>
         <w:br/>
       </w:r>
@@ -2620,7 +2723,7 @@
       <w:r>
         <w:br/>
       </w:r>
-      <w:bookmarkStart w:id="10" w:name="_Toc231477785"/>
+      <w:bookmarkStart w:id="10" w:name="_Toc232084264"/>
       <w:r>
         <w:t>WEEK 4</w:t>
       </w:r>
@@ -2687,10 +2790,12 @@
       <w:pPr>
         <w:pStyle w:val="Heading1"/>
       </w:pPr>
+      <w:bookmarkStart w:id="11" w:name="_Toc232084265"/>
       <w:r>
         <w:lastRenderedPageBreak/>
         <w:t>Week 5</w:t>
       </w:r>
+      <w:bookmarkEnd w:id="11"/>
     </w:p>
     <w:p>
       <w:pPr>
@@ -2754,7 +2859,7 @@
       <w:pPr>
         <w:pStyle w:val="Caption"/>
       </w:pPr>
-      <w:bookmarkStart w:id="11" w:name="_Toc232083136"/>
+      <w:bookmarkStart w:id="12" w:name="_Toc232083136"/>
       <w:r>
         <w:t xml:space="preserve">Figure </w:t>
       </w:r>
@@ -2779,7 +2884,7 @@
       <w:r>
         <w:t xml:space="preserve"> SMNP  Enumeration</w:t>
       </w:r>
-      <w:bookmarkEnd w:id="11"/>
+      <w:bookmarkEnd w:id="12"/>
     </w:p>
     <w:p>
       <w:pPr>
@@ -2843,7 +2948,7 @@
       <w:pPr>
         <w:pStyle w:val="Caption"/>
       </w:pPr>
-      <w:bookmarkStart w:id="12" w:name="_Toc232083137"/>
+      <w:bookmarkStart w:id="13" w:name="_Toc232083137"/>
       <w:r>
         <w:t xml:space="preserve">Figure </w:t>
       </w:r>
@@ -2868,7 +2973,7 @@
       <w:r>
         <w:t xml:space="preserve"> LDAP Enumeration</w:t>
       </w:r>
-      <w:bookmarkEnd w:id="12"/>
+      <w:bookmarkEnd w:id="13"/>
     </w:p>
     <w:p>
       <w:pPr>
@@ -2933,7 +3038,7 @@
       <w:pPr>
         <w:pStyle w:val="Caption"/>
       </w:pPr>
-      <w:bookmarkStart w:id="13" w:name="_Toc232083138"/>
+      <w:bookmarkStart w:id="14" w:name="_Toc232083138"/>
       <w:r>
         <w:t xml:space="preserve">Figure </w:t>
       </w:r>
@@ -2958,7 +3063,7 @@
       <w:r>
         <w:t xml:space="preserve"> SMTP Enumeration</w:t>
       </w:r>
-      <w:bookmarkEnd w:id="13"/>
+      <w:bookmarkEnd w:id="14"/>
     </w:p>
     <w:p>
       <w:r>
@@ -3015,12 +3120,12 @@
       <w:pPr>
         <w:pStyle w:val="Heading1"/>
       </w:pPr>
-      <w:bookmarkStart w:id="14" w:name="_Toc231477786"/>
+      <w:bookmarkStart w:id="15" w:name="_Toc232084266"/>
       <w:r>
         <w:lastRenderedPageBreak/>
         <w:t>TASK</w:t>
       </w:r>
-      <w:bookmarkEnd w:id="14"/>
+      <w:bookmarkEnd w:id="15"/>
       <w:r>
         <w:br/>
       </w:r>
@@ -3088,7 +3193,7 @@
         <w:pStyle w:val="Caption"/>
         <w:keepNext/>
       </w:pPr>
-      <w:bookmarkStart w:id="15" w:name="_Toc232083139"/>
+      <w:bookmarkStart w:id="16" w:name="_Toc232083139"/>
       <w:r>
         <w:t xml:space="preserve">Figure </w:t>
       </w:r>
@@ -3175,14 +3280,14 @@
           </wp:inline>
         </w:drawing>
       </w:r>
-      <w:bookmarkEnd w:id="15"/>
+      <w:bookmarkEnd w:id="16"/>
     </w:p>
     <w:p>
       <w:pPr>
         <w:pStyle w:val="Caption"/>
         <w:keepNext/>
       </w:pPr>
-      <w:bookmarkStart w:id="16" w:name="_Toc232083140"/>
+      <w:bookmarkStart w:id="17" w:name="_Toc232083140"/>
       <w:r>
         <w:lastRenderedPageBreak/>
         <w:t xml:space="preserve">Figure </w:t>
@@ -3270,14 +3375,14 @@
           </wp:inline>
         </w:drawing>
       </w:r>
-      <w:bookmarkEnd w:id="16"/>
+      <w:bookmarkEnd w:id="17"/>
     </w:p>
     <w:p>
       <w:pPr>
         <w:pStyle w:val="Caption"/>
         <w:keepNext/>
       </w:pPr>
-      <w:bookmarkStart w:id="17" w:name="_Toc232083141"/>
+      <w:bookmarkStart w:id="18" w:name="_Toc232083141"/>
       <w:r>
         <w:t xml:space="preserve">Figure </w:t>
       </w:r>
@@ -3351,14 +3456,14 @@
           </wp:inline>
         </w:drawing>
       </w:r>
-      <w:bookmarkEnd w:id="17"/>
+      <w:bookmarkEnd w:id="18"/>
     </w:p>
     <w:p>
       <w:pPr>
         <w:pStyle w:val="Caption"/>
         <w:keepNext/>
       </w:pPr>
-      <w:bookmarkStart w:id="18" w:name="_Toc232083142"/>
+      <w:bookmarkStart w:id="19" w:name="_Toc232083142"/>
       <w:r>
         <w:t xml:space="preserve">Figure </w:t>
       </w:r>
@@ -3392,7 +3497,7 @@
       <w:r>
         <w:t>ntials</w:t>
       </w:r>
-      <w:bookmarkEnd w:id="18"/>
+      <w:bookmarkEnd w:id="19"/>
       <w:r>
         <w:br/>
       </w:r>
@@ -3463,7 +3568,7 @@
       <w:pPr>
         <w:pStyle w:val="Caption"/>
       </w:pPr>
-      <w:bookmarkStart w:id="19" w:name="_Toc232083143"/>
+      <w:bookmarkStart w:id="20" w:name="_Toc232083143"/>
       <w:r>
         <w:t xml:space="preserve">Figure </w:t>
       </w:r>
@@ -3491,7 +3596,7 @@
       <w:r>
         <w:t>successful identified a vulnerable input field</w:t>
       </w:r>
-      <w:bookmarkEnd w:id="19"/>
+      <w:bookmarkEnd w:id="20"/>
     </w:p>
     <w:p/>
     <w:p>
@@ -3501,7 +3606,15 @@
     </w:p>
     <w:p>
       <w:r>
-        <w:t>Using nmap it enabled me to find open ports like port 80 and 21and detect the running services</w:t>
+        <w:t xml:space="preserve">Using </w:t>
+      </w:r>
+      <w:proofErr w:type="spellStart"/>
+      <w:r>
+        <w:t>nmap</w:t>
+      </w:r>
+      <w:proofErr w:type="spellEnd"/>
+      <w:r>
+        <w:t xml:space="preserve"> it enabled me to find open ports like port 80 and 21and detect the running services</w:t>
       </w:r>
       <w:r>
         <w:t xml:space="preserve"> I also was able to attack the back end of a website and able to configure the allow myself to see the users that are using the said website their username and password used</w:t>
@@ -3509,9 +3622,9 @@
       <w:r>
         <w:br/>
       </w:r>
-      <w:bookmarkStart w:id="20" w:name="_Toc231477830"/>
-    </w:p>
-    <w:bookmarkEnd w:id="20"/>
+      <w:bookmarkStart w:id="21" w:name="_Toc231477830"/>
+    </w:p>
+    <w:bookmarkEnd w:id="21"/>
     <w:p>
       <w:pPr>
         <w:pStyle w:val="Heading2"/>
@@ -3526,14 +3639,14 @@
           <w:iCs w:val="0"/>
         </w:rPr>
       </w:pPr>
-      <w:bookmarkStart w:id="21" w:name="_Toc231477831"/>
+      <w:bookmarkStart w:id="22" w:name="_Toc231477831"/>
       <w:r>
         <w:br/>
       </w:r>
-      <w:bookmarkStart w:id="22" w:name="_Toc231477832"/>
-      <w:bookmarkEnd w:id="21"/>
-    </w:p>
-    <w:bookmarkEnd w:id="22"/>
+      <w:bookmarkStart w:id="23" w:name="_Toc231477832"/>
+      <w:bookmarkEnd w:id="22"/>
+    </w:p>
+    <w:bookmarkEnd w:id="23"/>
     <w:p>
       <w:pPr>
         <w:pStyle w:val="Caption"/>
